--- a/SAJE_292892_revision/panel/round5/build_frozen/06_Response_to_Editor.docx
+++ b/SAJE_292892_revision/panel/round5/build_frozen/06_Response_to_Editor.docx
@@ -63,7 +63,7 @@
         <w:pStyle w:val="BodyText"/>
       </w:pPr>
       <w:r>
-        <w:t xml:space="preserve">As requested, we answer the editor’s comments in this letter and Reviewer A’s comments in a separate response file. Comments are quoted in full in italics, and our responses follow in plain text. Section, table, and equation numbers refer to the revised manuscript, in which every sentence that is new or differs from the submitted version is highlighted in blue; text we deleted is not shown. A clean version is also provided. Some secondary results moved from the main text to Appendix A of the supplementary material to keep the main text close to the journal’s usual length.</w:t>
+        <w:t xml:space="preserve">As requested, we answer the editor’s comments in this letter and Reviewer A’s comments in a separate response file. Comments are quoted in full in italics, and our responses follow in plain text. Section numbers inside the quoted comments refer to the original manuscript; in our responses, section and table numbers refer to the revised manuscript, which has five sections (original Section 5 is now Section 4, and Sections 6 to 8 are now Section 5), in which every sentence that is new or differs from the submitted version is highlighted in blue; text we deleted is not shown. A clean version is also provided. Some secondary results moved from the main text to Appendix A of the supplementary material to keep the main text close to the journal’s usual length.</w:t>
       </w:r>
     </w:p>
     <w:bookmarkStart w:id="25" w:name="response-to-the-editor"/>
@@ -115,7 +115,7 @@
         <w:pStyle w:val="BodyText"/>
       </w:pPr>
       <w:r>
-        <w:t xml:space="preserve">We agree and have rewritten the introduction around one question and its economic intuition. The revised manuscript changes Section 1 throughout and adds citations to three papers published in the journal (Sections 2.2, 2.3, 3.4, and 5).</w:t>
+        <w:t xml:space="preserve">We agree and have rewritten the introduction around one question and its economic intuition. The revised manuscript changes Section 1 throughout and adds citations to three papers published in the journal (Sections 2.2, 2.3, 4.2, and 5).</w:t>
       </w:r>
     </w:p>
     <w:p>
@@ -131,7 +131,7 @@
         <w:pStyle w:val="BodyText"/>
       </w:pPr>
       <w:r>
-        <w:t xml:space="preserve">We searched past issues of the journal for related work and cite three papers where they bear on our argument. Nguyen (2025) shows that ownership structure is associated with the corporate social responsibility scores of Vietnamese listed firms; we cite it in Section 2.3 on which firms disclose enough to be scored. Sudsawasd and Sakdapat (2026) show that local institutional, foreign, and retail investors on the Stock Exchange of Thailand respond differently to trading costs; we cite it in Sections 2.2 and 5, where investor participation is the channel through which a score would act and which our data cannot observe. Prukumpai et al. (2022) show that political uncertainty moves Thai stock prices; we cite it in Section 3.4 to motivate the market-level shocks that our country indicators and cluster bootstrap address. We did not find a paper in the journal on ESG rating coverage itself, and we did not add citations that are not related to the argument.</w:t>
+        <w:t xml:space="preserve">We searched past issues of the journal for related work and cite three papers where they bear on our argument. Nguyen (2025) shows that ownership structure is associated with the corporate social responsibility scores of Vietnamese listed firms; we cite it in Section 2.3 on which firms disclose enough to be scored. Sudsawasd and Sakdapat (2026) show that local institutional, foreign, and retail investors on the Stock Exchange of Thailand respond differently to trading costs; we cite it in Sections 2.2 and 5, where investor participation is the channel through which a score would act and which our data cannot observe. Prukumpai et al. (2022) show that political uncertainty moves Thai stock prices; we cite it in Section 4.2, alongside the cluster bootstrap, to motivate the market-level shocks that our country indicators and cluster bootstrap address. We did not find a paper in the journal on ESG rating coverage itself, and we did not add citations that are not related to the argument.</w:t>
       </w:r>
     </w:p>
     <w:bookmarkEnd w:id="20"/>
@@ -458,7 +458,7 @@
               <w:jc w:val="left"/>
             </w:pPr>
             <w:r>
-              <w:t xml:space="preserve">Section 1; Sections 2.2, 2.3, 3.4, 5</w:t>
+              <w:t xml:space="preserve">Section 1; Sections 2.2, 2.3, 4.2, 5</w:t>
             </w:r>
           </w:p>
         </w:tc>
